--- a/zaini_case_audit_output/outputs/word/documents/066_طلب النقض الاحير المقدم في 07-10-1447 ـ القضية 42824717.pdf.docx
+++ b/zaini_case_audit_output/outputs/word/documents/066_طلب النقض الاحير المقدم في 07-10-1447 ـ القضية 42824717.pdf.docx
@@ -53,6 +53,20 @@
         <w:t>[مخرج آلي / Script Output - سماوي]  [مخرج آلي يحتاج مراجعة بشرية - وردي]</w:t>
       </w:r>
     </w:p>
+    <w:p>
+      <w:pPr>
+        <w:jc w:val="right"/>
+        <w:bidi/>
+      </w:pPr>
+      <w:r>
+        <w:rPr>
+          <w:b w:val="0"/>
+          <w:i/>
+          <w:color w:val="C00000"/>
+        </w:rPr>
+        <w:t>[نص ممسوح OCR صُحِّح ترتيبه آلياً — قد يحتوي أخطاء طفيفة]</w:t>
+      </w:r>
+    </w:p>
     <w:p/>
     <w:p>
       <w:pPr>
@@ -70,7 +84,7 @@
         <w:br/>
         <w:t>رقم الطلب 4714689866</w:t>
         <w:br/>
-        <w:t>حالة الطلب 2 محال إلى المحكمة العليا</w:t>
+        <w:t>ايلعلا ةمكحملا ىلإ لاحم 2 بلطلا ةلاح</w:t>
       </w:r>
     </w:p>
     <w:p>

--- a/zaini_case_audit_output/outputs/word/documents/066_طلب النقض الاحير المقدم في 07-10-1447 ـ القضية 42824717.pdf.docx
+++ b/zaini_case_audit_output/outputs/word/documents/066_طلب النقض الاحير المقدم في 07-10-1447 ـ القضية 42824717.pdf.docx
@@ -97,7 +97,7 @@
           <w:b w:val="0"/>
           <w:i w:val="0"/>
         </w:rPr>
-        <w:t>المحكمة المحكمة التجارية بجدة</w:t>
+        <w:t>المحكمة التجارية بجدة</w:t>
         <w:br/>
         <w:t>الدائرة دائرة الاستئناف الثانية</w:t>
       </w:r>
